--- a/templates/common-paper-cc-by-4.0/common-paper-professional-services-agreement/template.docx
+++ b/templates/common-paper-cc-by-4.0/common-paper-professional-services-agreement/template.docx
@@ -3307,6 +3307,11 @@
               </w:rPr>
             </w:pPr>
             <w:r>
+              <w:rPr>
+                <w:rFonts w:ascii="Arial" w:eastAsia="Arial" w:hAnsi="Arial" w:cs="Arial"/>
+                <w:sz w:val="18"/>
+                <w:szCs w:val="18"/>
+              </w:rPr>
               <w:t>{provider_signatory_name}</w:t>
             </w:r>
           </w:p>
@@ -3360,6 +3365,11 @@
               </w:rPr>
             </w:pPr>
             <w:r>
+              <w:rPr>
+                <w:rFonts w:ascii="Arial" w:eastAsia="Arial" w:hAnsi="Arial" w:cs="Arial"/>
+                <w:sz w:val="18"/>
+                <w:szCs w:val="18"/>
+              </w:rPr>
               <w:t>{customer_signatory_name}</w:t>
             </w:r>
           </w:p>
@@ -3425,6 +3435,11 @@
               </w:rPr>
             </w:pPr>
             <w:r>
+              <w:rPr>
+                <w:rFonts w:ascii="Arial" w:eastAsia="Arial" w:hAnsi="Arial" w:cs="Arial"/>
+                <w:sz w:val="18"/>
+                <w:szCs w:val="18"/>
+              </w:rPr>
               <w:t>{provider_signatory_title_display}</w:t>
             </w:r>
           </w:p>
@@ -3478,6 +3493,11 @@
               </w:rPr>
             </w:pPr>
             <w:r>
+              <w:rPr>
+                <w:rFonts w:ascii="Arial" w:eastAsia="Arial" w:hAnsi="Arial" w:cs="Arial"/>
+                <w:sz w:val="18"/>
+                <w:szCs w:val="18"/>
+              </w:rPr>
               <w:t>{customer_signatory_title_display}</w:t>
             </w:r>
           </w:p>
@@ -3565,6 +3585,11 @@
               </w:rPr>
             </w:pPr>
             <w:r>
+              <w:rPr>
+                <w:rFonts w:ascii="Arial" w:eastAsia="Arial" w:hAnsi="Arial" w:cs="Arial"/>
+                <w:sz w:val="18"/>
+                <w:szCs w:val="18"/>
+              </w:rPr>
               <w:t>{provider_signatory_email}</w:t>
             </w:r>
           </w:p>
@@ -3618,6 +3643,11 @@
               </w:rPr>
             </w:pPr>
             <w:r>
+              <w:rPr>
+                <w:rFonts w:ascii="Arial" w:eastAsia="Arial" w:hAnsi="Arial" w:cs="Arial"/>
+                <w:sz w:val="18"/>
+                <w:szCs w:val="18"/>
+              </w:rPr>
               <w:t>{customer_signatory_email}</w:t>
             </w:r>
           </w:p>
@@ -10843,6 +10873,11 @@
               </w:rPr>
             </w:pPr>
             <w:r>
+              <w:rPr>
+                <w:rFonts w:ascii="Arial" w:eastAsia="Arial" w:hAnsi="Arial" w:cs="Arial"/>
+                <w:sz w:val="18"/>
+                <w:szCs w:val="18"/>
+              </w:rPr>
               <w:t>{provider_signatory_name}</w:t>
             </w:r>
           </w:p>
@@ -10896,6 +10931,11 @@
               </w:rPr>
             </w:pPr>
             <w:r>
+              <w:rPr>
+                <w:rFonts w:ascii="Arial" w:eastAsia="Arial" w:hAnsi="Arial" w:cs="Arial"/>
+                <w:sz w:val="18"/>
+                <w:szCs w:val="18"/>
+              </w:rPr>
               <w:t>{customer_signatory_name}</w:t>
             </w:r>
           </w:p>
@@ -10961,6 +11001,11 @@
               </w:rPr>
             </w:pPr>
             <w:r>
+              <w:rPr>
+                <w:rFonts w:ascii="Arial" w:eastAsia="Arial" w:hAnsi="Arial" w:cs="Arial"/>
+                <w:sz w:val="18"/>
+                <w:szCs w:val="18"/>
+              </w:rPr>
               <w:t>{provider_signatory_title_display}</w:t>
             </w:r>
           </w:p>
@@ -11014,6 +11059,11 @@
               </w:rPr>
             </w:pPr>
             <w:r>
+              <w:rPr>
+                <w:rFonts w:ascii="Arial" w:eastAsia="Arial" w:hAnsi="Arial" w:cs="Arial"/>
+                <w:sz w:val="18"/>
+                <w:szCs w:val="18"/>
+              </w:rPr>
               <w:t>{customer_signatory_title_display}</w:t>
             </w:r>
           </w:p>
@@ -11101,6 +11151,11 @@
               </w:rPr>
             </w:pPr>
             <w:r>
+              <w:rPr>
+                <w:rFonts w:ascii="Arial" w:eastAsia="Arial" w:hAnsi="Arial" w:cs="Arial"/>
+                <w:sz w:val="18"/>
+                <w:szCs w:val="18"/>
+              </w:rPr>
               <w:t>{provider_signatory_email}</w:t>
             </w:r>
           </w:p>
@@ -11154,6 +11209,11 @@
               </w:rPr>
             </w:pPr>
             <w:r>
+              <w:rPr>
+                <w:rFonts w:ascii="Arial" w:eastAsia="Arial" w:hAnsi="Arial" w:cs="Arial"/>
+                <w:sz w:val="18"/>
+                <w:szCs w:val="18"/>
+              </w:rPr>
               <w:t>{customer_signatory_email}</w:t>
             </w:r>
           </w:p>
